--- a/10/tendencii-razvitiya/Вариант 15.docx
+++ b/10/tendencii-razvitiya/Вариант 15.docx
@@ -85,7 +85,27 @@
     </w:p>
     <w:p>
       <w:r>
+        <w:t>1.1. Покупка и подписка......................................3</w:t>
+      </w:r>
+    </w:p>
+    <w:p>
+      <w:r>
+        <w:t>1.2. Бесплатные и свободные программы........................3</w:t>
+      </w:r>
+    </w:p>
+    <w:p>
+      <w:r>
         <w:t>2. На что смотреть до установки..............................4</w:t>
+      </w:r>
+    </w:p>
+    <w:p>
+      <w:r>
+        <w:t>2.1. Условия использования...................................4</w:t>
+      </w:r>
+    </w:p>
+    <w:p>
+      <w:r>
+        <w:t>2.2. Цена бесплатности.......................................4</w:t>
       </w:r>
     </w:p>
     <w:p>
@@ -132,6 +152,11 @@
     <w:p/>
     <w:p>
       <w:r>
+        <w:t>1.1. Покупка и подписка</w:t>
+      </w:r>
+    </w:p>
+    <w:p>
+      <w:r>
         <w:tab/>
         <w:t>Разовая покупка: заплатил — пользуешься этой версией сколько угодно. Обновления в пределах версии обычно бесплатны, переход на следующую — за деньги. Понятно и предсказуемо, но крупная сумма сразу.</w:t>
       </w:r>
@@ -139,6 +164,11 @@
     <w:p>
       <w:r>
         <w:t>Подписка: платёж помесячно или раз в год, и всё это время программа обновляется. Порог входа ниже, зато платить приходится  постоянно, а  по  окончании подписки программа обычно перестаёт работать или сильно ограничивается.</w:t>
+      </w:r>
+    </w:p>
+    <w:p>
+      <w:r>
+        <w:t>1.2. Бесплатные и свободные программы</w:t>
       </w:r>
     </w:p>
     <w:p>
@@ -163,6 +193,11 @@
     <w:p/>
     <w:p>
       <w:r>
+        <w:t>2.1. Условия использования</w:t>
+      </w:r>
+    </w:p>
+    <w:p>
+      <w:r>
         <w:tab/>
         <w:t>Первое — что будет, когда платить перестанешь. У подписки нередко остаются доступными созданные файлы, но не сама программа; иногда файлы сохранены в собственном формате, который больше нечем открыть.</w:t>
       </w:r>
@@ -170,6 +205,11 @@
     <w:p>
       <w:r>
         <w:t>Второе — для чего разрешено пользоваться. Домашняя и учебная лицензии почти всегда запрещают зарабатывать с помощью программы, и одна и та же программа оказывается законной у школьника и незаконной у того, кто выполнил в ней заказ за деньги.</w:t>
+      </w:r>
+    </w:p>
+    <w:p>
+      <w:r>
+        <w:t>2.2. Цена бесплатности</w:t>
       </w:r>
     </w:p>
     <w:p>
